--- a/LAB_1/Lab1.2_K11-THMT_1150080056_NguyenTranMinhKhang.docx
+++ b/LAB_1/Lab1.2_K11-THMT_1150080056_NguyenTranMinhKhang.docx
@@ -4,59 +4,337 @@
   <w:body>
     <w:p>
       <w:r>
+        <w:fldChar w:fldCharType="begin"/>
+      </w:r>
+      <w:r>
+        <w:instrText xml:space="preserve"> HYPERLINK "</w:instrText>
+      </w:r>
+      <w:r>
+        <w:instrText>https://youtu.be/ukk7p3KfaQM</w:instrText>
+      </w:r>
+      <w:r>
+        <w:instrText xml:space="preserve">" </w:instrText>
+      </w:r>
+      <w:r>
+        <w:fldChar w:fldCharType="separate"/>
+      </w:r>
+      <w:r>
+        <w:rPr>
+          <w:rStyle w:val="Hyperlink"/>
+        </w:rPr>
         <w:t>https://youtu.be/ukk7p3KfaQM</w:t>
+      </w:r>
+      <w:r>
+        <w:fldChar w:fldCharType="end"/>
       </w:r>
     </w:p>
     <w:p>
+      <w:hyperlink r:id="rId4" w:history="1">
+        <w:r>
+          <w:rPr>
+            <w:rStyle w:val="Hyperlink"/>
+          </w:rPr>
+          <w:t>https://youtu.be/PLUr_0pu8Os</w:t>
+        </w:r>
+      </w:hyperlink>
+    </w:p>
+    <w:p/>
+    <w:p>
+      <w:pPr>
+        <w:rPr>
+          <w:rFonts w:ascii="Times New Roman" w:hAnsi="Times New Roman" w:cs="Times New Roman"/>
+          <w:sz w:val="32"/>
+          <w:szCs w:val="32"/>
+        </w:rPr>
+      </w:pPr>
       <w:proofErr w:type="spellStart"/>
       <w:r>
-        <w:t>họ</w:t>
+        <w:rPr>
+          <w:rFonts w:ascii="Times New Roman" w:hAnsi="Times New Roman" w:cs="Times New Roman"/>
+          <w:sz w:val="32"/>
+          <w:szCs w:val="32"/>
+        </w:rPr>
+        <w:t>H</w:t>
+      </w:r>
+      <w:r>
+        <w:rPr>
+          <w:rFonts w:ascii="Times New Roman" w:hAnsi="Times New Roman" w:cs="Times New Roman"/>
+          <w:sz w:val="32"/>
+          <w:szCs w:val="32"/>
+        </w:rPr>
+        <w:t>ọ</w:t>
       </w:r>
       <w:proofErr w:type="spellEnd"/>
       <w:r>
+        <w:rPr>
+          <w:rFonts w:ascii="Times New Roman" w:hAnsi="Times New Roman" w:cs="Times New Roman"/>
+          <w:sz w:val="32"/>
+          <w:szCs w:val="32"/>
+        </w:rPr>
         <w:t xml:space="preserve"> </w:t>
       </w:r>
       <w:proofErr w:type="spellStart"/>
       <w:r>
+        <w:rPr>
+          <w:rFonts w:ascii="Times New Roman" w:hAnsi="Times New Roman" w:cs="Times New Roman"/>
+          <w:sz w:val="32"/>
+          <w:szCs w:val="32"/>
+        </w:rPr>
         <w:t>và</w:t>
       </w:r>
       <w:proofErr w:type="spellEnd"/>
       <w:r>
+        <w:rPr>
+          <w:rFonts w:ascii="Times New Roman" w:hAnsi="Times New Roman" w:cs="Times New Roman"/>
+          <w:sz w:val="32"/>
+          <w:szCs w:val="32"/>
+        </w:rPr>
         <w:t xml:space="preserve"> </w:t>
       </w:r>
       <w:proofErr w:type="spellStart"/>
       <w:r>
+        <w:rPr>
+          <w:rFonts w:ascii="Times New Roman" w:hAnsi="Times New Roman" w:cs="Times New Roman"/>
+          <w:sz w:val="32"/>
+          <w:szCs w:val="32"/>
+        </w:rPr>
         <w:t>tên</w:t>
       </w:r>
       <w:proofErr w:type="spellEnd"/>
       <w:r>
+        <w:rPr>
+          <w:rFonts w:ascii="Times New Roman" w:hAnsi="Times New Roman" w:cs="Times New Roman"/>
+          <w:sz w:val="32"/>
+          <w:szCs w:val="32"/>
+        </w:rPr>
         <w:t xml:space="preserve">: </w:t>
       </w:r>
       <w:proofErr w:type="spellStart"/>
       <w:r>
+        <w:rPr>
+          <w:rFonts w:ascii="Times New Roman" w:hAnsi="Times New Roman" w:cs="Times New Roman"/>
+          <w:sz w:val="32"/>
+          <w:szCs w:val="32"/>
+        </w:rPr>
         <w:t>Nguyễn</w:t>
       </w:r>
       <w:proofErr w:type="spellEnd"/>
       <w:r>
+        <w:rPr>
+          <w:rFonts w:ascii="Times New Roman" w:hAnsi="Times New Roman" w:cs="Times New Roman"/>
+          <w:sz w:val="32"/>
+          <w:szCs w:val="32"/>
+        </w:rPr>
         <w:t xml:space="preserve"> </w:t>
       </w:r>
       <w:proofErr w:type="spellStart"/>
       <w:r>
+        <w:rPr>
+          <w:rFonts w:ascii="Times New Roman" w:hAnsi="Times New Roman" w:cs="Times New Roman"/>
+          <w:sz w:val="32"/>
+          <w:szCs w:val="32"/>
+        </w:rPr>
         <w:t>Trần</w:t>
       </w:r>
       <w:proofErr w:type="spellEnd"/>
       <w:r>
+        <w:rPr>
+          <w:rFonts w:ascii="Times New Roman" w:hAnsi="Times New Roman" w:cs="Times New Roman"/>
+          <w:sz w:val="32"/>
+          <w:szCs w:val="32"/>
+        </w:rPr>
         <w:t xml:space="preserve"> Minh </w:t>
       </w:r>
       <w:proofErr w:type="spellStart"/>
       <w:r>
+        <w:rPr>
+          <w:rFonts w:ascii="Times New Roman" w:hAnsi="Times New Roman" w:cs="Times New Roman"/>
+          <w:sz w:val="32"/>
+          <w:szCs w:val="32"/>
+        </w:rPr>
         <w:t>Khang</w:t>
       </w:r>
       <w:proofErr w:type="spellEnd"/>
     </w:p>
     <w:p>
       <w:r>
+        <w:rPr>
+          <w:rFonts w:ascii="Times New Roman" w:hAnsi="Times New Roman" w:cs="Times New Roman"/>
+          <w:sz w:val="32"/>
+          <w:szCs w:val="32"/>
+        </w:rPr>
         <w:t>MSSV: 1150080056</w:t>
+      </w:r>
+    </w:p>
+    <w:p>
+      <w:r>
+        <w:drawing>
+          <wp:inline distT="0" distB="0" distL="0" distR="0" wp14:anchorId="4FC37A5F" wp14:editId="56CDE738">
+            <wp:extent cx="5943600" cy="3157855"/>
+            <wp:effectExtent l="0" t="0" r="0" b="4445"/>
+            <wp:docPr id="1" name="Picture 1"/>
+            <wp:cNvGraphicFramePr>
+              <a:graphicFrameLocks xmlns:a="http://schemas.openxmlformats.org/drawingml/2006/main" noChangeAspect="1"/>
+            </wp:cNvGraphicFramePr>
+            <a:graphic xmlns:a="http://schemas.openxmlformats.org/drawingml/2006/main">
+              <a:graphicData uri="http://schemas.openxmlformats.org/drawingml/2006/picture">
+                <pic:pic xmlns:pic="http://schemas.openxmlformats.org/drawingml/2006/picture">
+                  <pic:nvPicPr>
+                    <pic:cNvPr id="1" name=""/>
+                    <pic:cNvPicPr/>
+                  </pic:nvPicPr>
+                  <pic:blipFill>
+                    <a:blip r:embed="rId5"/>
+                    <a:stretch>
+                      <a:fillRect/>
+                    </a:stretch>
+                  </pic:blipFill>
+                  <pic:spPr>
+                    <a:xfrm>
+                      <a:off x="0" y="0"/>
+                      <a:ext cx="5943600" cy="3157855"/>
+                    </a:xfrm>
+                    <a:prstGeom prst="rect">
+                      <a:avLst/>
+                    </a:prstGeom>
+                  </pic:spPr>
+                </pic:pic>
+              </a:graphicData>
+            </a:graphic>
+          </wp:inline>
+        </w:drawing>
+      </w:r>
+    </w:p>
+    <w:p>
+      <w:r>
+        <w:drawing>
+          <wp:inline distT="0" distB="0" distL="0" distR="0" wp14:anchorId="74BF7B5A" wp14:editId="1AF07BC5">
+            <wp:extent cx="5943600" cy="3157855"/>
+            <wp:effectExtent l="0" t="0" r="0" b="4445"/>
+            <wp:docPr id="2" name="Picture 2"/>
+            <wp:cNvGraphicFramePr>
+              <a:graphicFrameLocks xmlns:a="http://schemas.openxmlformats.org/drawingml/2006/main" noChangeAspect="1"/>
+            </wp:cNvGraphicFramePr>
+            <a:graphic xmlns:a="http://schemas.openxmlformats.org/drawingml/2006/main">
+              <a:graphicData uri="http://schemas.openxmlformats.org/drawingml/2006/picture">
+                <pic:pic xmlns:pic="http://schemas.openxmlformats.org/drawingml/2006/picture">
+                  <pic:nvPicPr>
+                    <pic:cNvPr id="1" name=""/>
+                    <pic:cNvPicPr/>
+                  </pic:nvPicPr>
+                  <pic:blipFill>
+                    <a:blip r:embed="rId6"/>
+                    <a:stretch>
+                      <a:fillRect/>
+                    </a:stretch>
+                  </pic:blipFill>
+                  <pic:spPr>
+                    <a:xfrm>
+                      <a:off x="0" y="0"/>
+                      <a:ext cx="5943600" cy="3157855"/>
+                    </a:xfrm>
+                    <a:prstGeom prst="rect">
+                      <a:avLst/>
+                    </a:prstGeom>
+                  </pic:spPr>
+                </pic:pic>
+              </a:graphicData>
+            </a:graphic>
+          </wp:inline>
+        </w:drawing>
+      </w:r>
+    </w:p>
+    <w:p>
+      <w:r>
+        <w:lastRenderedPageBreak/>
+        <w:drawing>
+          <wp:inline distT="0" distB="0" distL="0" distR="0" wp14:anchorId="6E6FEE99" wp14:editId="06C8836A">
+            <wp:extent cx="5943600" cy="3157855"/>
+            <wp:effectExtent l="0" t="0" r="0" b="4445"/>
+            <wp:docPr id="3" name="Picture 3"/>
+            <wp:cNvGraphicFramePr>
+              <a:graphicFrameLocks xmlns:a="http://schemas.openxmlformats.org/drawingml/2006/main" noChangeAspect="1"/>
+            </wp:cNvGraphicFramePr>
+            <a:graphic xmlns:a="http://schemas.openxmlformats.org/drawingml/2006/main">
+              <a:graphicData uri="http://schemas.openxmlformats.org/drawingml/2006/picture">
+                <pic:pic xmlns:pic="http://schemas.openxmlformats.org/drawingml/2006/picture">
+                  <pic:nvPicPr>
+                    <pic:cNvPr id="1" name=""/>
+                    <pic:cNvPicPr/>
+                  </pic:nvPicPr>
+                  <pic:blipFill>
+                    <a:blip r:embed="rId7"/>
+                    <a:stretch>
+                      <a:fillRect/>
+                    </a:stretch>
+                  </pic:blipFill>
+                  <pic:spPr>
+                    <a:xfrm>
+                      <a:off x="0" y="0"/>
+                      <a:ext cx="5943600" cy="3157855"/>
+                    </a:xfrm>
+                    <a:prstGeom prst="rect">
+                      <a:avLst/>
+                    </a:prstGeom>
+                  </pic:spPr>
+                </pic:pic>
+              </a:graphicData>
+            </a:graphic>
+          </wp:inline>
+        </w:drawing>
+      </w:r>
+    </w:p>
+    <w:p>
+      <w:r>
+        <w:drawing>
+          <wp:inline distT="0" distB="0" distL="0" distR="0" wp14:anchorId="0E231114" wp14:editId="6B8F3F49">
+            <wp:extent cx="5943600" cy="3157855"/>
+            <wp:effectExtent l="0" t="0" r="0" b="4445"/>
+            <wp:docPr id="4" name="Picture 4"/>
+            <wp:cNvGraphicFramePr>
+              <a:graphicFrameLocks xmlns:a="http://schemas.openxmlformats.org/drawingml/2006/main" noChangeAspect="1"/>
+            </wp:cNvGraphicFramePr>
+            <a:graphic xmlns:a="http://schemas.openxmlformats.org/drawingml/2006/main">
+              <a:graphicData uri="http://schemas.openxmlformats.org/drawingml/2006/picture">
+                <pic:pic xmlns:pic="http://schemas.openxmlformats.org/drawingml/2006/picture">
+                  <pic:nvPicPr>
+                    <pic:cNvPr id="1" name=""/>
+                    <pic:cNvPicPr/>
+                  </pic:nvPicPr>
+                  <pic:blipFill>
+                    <a:blip r:embed="rId8"/>
+                    <a:stretch>
+                      <a:fillRect/>
+                    </a:stretch>
+                  </pic:blipFill>
+                  <pic:spPr>
+                    <a:xfrm>
+                      <a:off x="0" y="0"/>
+                      <a:ext cx="5943600" cy="3157855"/>
+                    </a:xfrm>
+                    <a:prstGeom prst="rect">
+                      <a:avLst/>
+                    </a:prstGeom>
+                  </pic:spPr>
+                </pic:pic>
+              </a:graphicData>
+            </a:graphic>
+          </wp:inline>
+        </w:drawing>
+      </w:r>
+    </w:p>
+    <w:p/>
+    <w:p/>
+    <w:p/>
+    <w:p/>
+    <w:p>
+      <w:pPr>
+        <w:tabs>
+          <w:tab w:val="left" w:pos="6960"/>
+        </w:tabs>
+      </w:pPr>
+      <w:r>
+        <w:tab/>
       </w:r>
     </w:p>
     <w:sectPr>
